--- a/碩一/專業技能/java.docx
+++ b/碩一/專業技能/java.docx
@@ -263,14 +263,15 @@
           <w:b/>
           <w:bCs/>
         </w:rPr>
-        <w:t>Inheritance</w:t>
-      </w:r>
-      <w:r>
-        <w:rPr>
+        <w:t>Inheritance(</w:t>
+      </w:r>
+      <w:r>
+        <w:rPr>
+          <w:rFonts w:hint="eastAsia"/>
           <w:b/>
           <w:bCs/>
         </w:rPr>
-        <w:t>(</w:t>
+        <w:t>繼承</w:t>
       </w:r>
       <w:r>
         <w:rPr>
@@ -278,31 +279,15 @@
           <w:b/>
           <w:bCs/>
         </w:rPr>
-        <w:t>繼承</w:t>
-      </w:r>
-      <w:r>
-        <w:rPr>
-          <w:rFonts w:hint="eastAsia"/>
+        <w:t>)</w:t>
+      </w:r>
+      <w:r>
+        <w:rPr>
           <w:b/>
           <w:bCs/>
         </w:rPr>
-        <w:t>)</w:t>
-      </w:r>
-      <w:r>
-        <w:rPr>
-          <w:b/>
-          <w:bCs/>
-        </w:rPr>
         <w:t>:</w:t>
       </w:r>
-    </w:p>
-    <w:p/>
-    <w:p>
-      <w:pPr>
-        <w:rPr>
-          <w:rFonts w:hint="eastAsia"/>
-        </w:rPr>
-      </w:pPr>
     </w:p>
     <w:p/>
     <w:p/>
@@ -310,22 +295,1401 @@
     <w:p/>
     <w:p/>
     <w:p/>
-    <w:p>
-      <w:pPr>
-        <w:rPr>
-          <w:rFonts w:hint="eastAsia"/>
-        </w:rPr>
-      </w:pPr>
-    </w:p>
     <w:p/>
     <w:p/>
     <w:p>
       <w:pPr>
         <w:rPr>
-          <w:rFonts w:hint="eastAsia"/>
+          <w:b/>
+          <w:bCs/>
+          <w:sz w:val="28"/>
+          <w:szCs w:val="28"/>
         </w:rPr>
       </w:pPr>
-    </w:p>
+      <w:r>
+        <w:rPr>
+          <w:b/>
+          <w:bCs/>
+          <w:sz w:val="28"/>
+          <w:szCs w:val="28"/>
+        </w:rPr>
+        <w:t>super</w:t>
+      </w:r>
+    </w:p>
+    <w:p/>
+    <w:tbl>
+      <w:tblPr>
+        <w:tblW w:w="0" w:type="auto"/>
+        <w:tblCellSpacing w:w="15" w:type="dxa"/>
+        <w:tblCellMar>
+          <w:top w:w="15" w:type="dxa"/>
+          <w:left w:w="15" w:type="dxa"/>
+          <w:bottom w:w="15" w:type="dxa"/>
+          <w:right w:w="15" w:type="dxa"/>
+        </w:tblCellMar>
+        <w:tblLook w:val="04A0" w:firstRow="1" w:lastRow="0" w:firstColumn="1" w:lastColumn="0" w:noHBand="0" w:noVBand="1"/>
+      </w:tblPr>
+      <w:tblGrid>
+        <w:gridCol w:w="1995"/>
+        <w:gridCol w:w="2340"/>
+        <w:gridCol w:w="3195"/>
+      </w:tblGrid>
+      <w:tr>
+        <w:trPr>
+          <w:tblHeader/>
+          <w:tblCellSpacing w:w="15" w:type="dxa"/>
+        </w:trPr>
+        <w:tc>
+          <w:tcPr>
+            <w:tcW w:w="0" w:type="auto"/>
+            <w:vAlign w:val="center"/>
+            <w:hideMark/>
+          </w:tcPr>
+          <w:p>
+            <w:pPr>
+              <w:widowControl/>
+              <w:jc w:val="center"/>
+              <w:rPr>
+                <w:rFonts w:ascii="新細明體" w:eastAsia="新細明體" w:hAnsi="新細明體" w:cs="新細明體"/>
+                <w:b/>
+                <w:bCs/>
+                <w:kern w:val="0"/>
+                <w:szCs w:val="24"/>
+              </w:rPr>
+            </w:pPr>
+            <w:r>
+              <w:rPr>
+                <w:rFonts w:ascii="新細明體" w:eastAsia="新細明體" w:hAnsi="新細明體" w:cs="新細明體"/>
+                <w:b/>
+                <w:bCs/>
+                <w:kern w:val="0"/>
+                <w:szCs w:val="24"/>
+              </w:rPr>
+              <w:t>用法</w:t>
+            </w:r>
+          </w:p>
+        </w:tc>
+        <w:tc>
+          <w:tcPr>
+            <w:tcW w:w="0" w:type="auto"/>
+            <w:vAlign w:val="center"/>
+            <w:hideMark/>
+          </w:tcPr>
+          <w:p>
+            <w:pPr>
+              <w:widowControl/>
+              <w:jc w:val="center"/>
+              <w:rPr>
+                <w:rFonts w:ascii="新細明體" w:eastAsia="新細明體" w:hAnsi="新細明體" w:cs="新細明體"/>
+                <w:b/>
+                <w:bCs/>
+                <w:kern w:val="0"/>
+                <w:szCs w:val="24"/>
+              </w:rPr>
+            </w:pPr>
+            <w:r>
+              <w:rPr>
+                <w:rFonts w:ascii="新細明體" w:eastAsia="新細明體" w:hAnsi="新細明體" w:cs="新細明體"/>
+                <w:b/>
+                <w:bCs/>
+                <w:kern w:val="0"/>
+                <w:szCs w:val="24"/>
+              </w:rPr>
+              <w:t>寫法</w:t>
+            </w:r>
+          </w:p>
+        </w:tc>
+        <w:tc>
+          <w:tcPr>
+            <w:tcW w:w="0" w:type="auto"/>
+            <w:vAlign w:val="center"/>
+            <w:hideMark/>
+          </w:tcPr>
+          <w:p>
+            <w:pPr>
+              <w:widowControl/>
+              <w:jc w:val="center"/>
+              <w:rPr>
+                <w:rFonts w:ascii="新細明體" w:eastAsia="新細明體" w:hAnsi="新細明體" w:cs="新細明體"/>
+                <w:b/>
+                <w:bCs/>
+                <w:kern w:val="0"/>
+                <w:szCs w:val="24"/>
+              </w:rPr>
+            </w:pPr>
+            <w:r>
+              <w:rPr>
+                <w:rFonts w:ascii="新細明體" w:eastAsia="新細明體" w:hAnsi="新細明體" w:cs="新細明體"/>
+                <w:b/>
+                <w:bCs/>
+                <w:kern w:val="0"/>
+                <w:szCs w:val="24"/>
+              </w:rPr>
+              <w:t>作用</w:t>
+            </w:r>
+          </w:p>
+        </w:tc>
+      </w:tr>
+      <w:tr>
+        <w:trPr>
+          <w:tblCellSpacing w:w="15" w:type="dxa"/>
+        </w:trPr>
+        <w:tc>
+          <w:tcPr>
+            <w:tcW w:w="0" w:type="auto"/>
+            <w:vAlign w:val="center"/>
+            <w:hideMark/>
+          </w:tcPr>
+          <w:p>
+            <w:pPr>
+              <w:widowControl/>
+              <w:rPr>
+                <w:rFonts w:ascii="新細明體" w:eastAsia="新細明體" w:hAnsi="新細明體" w:cs="新細明體"/>
+                <w:kern w:val="0"/>
+                <w:szCs w:val="24"/>
+              </w:rPr>
+            </w:pPr>
+            <w:r>
+              <w:rPr>
+                <w:rFonts w:ascii="新細明體" w:eastAsia="新細明體" w:hAnsi="新細明體" w:cs="新細明體"/>
+                <w:kern w:val="0"/>
+                <w:szCs w:val="24"/>
+              </w:rPr>
+              <w:t>呼叫父類別方法</w:t>
+            </w:r>
+          </w:p>
+        </w:tc>
+        <w:tc>
+          <w:tcPr>
+            <w:tcW w:w="0" w:type="auto"/>
+            <w:vAlign w:val="center"/>
+            <w:hideMark/>
+          </w:tcPr>
+          <w:p>
+            <w:pPr>
+              <w:widowControl/>
+              <w:rPr>
+                <w:rFonts w:ascii="新細明體" w:eastAsia="新細明體" w:hAnsi="新細明體" w:cs="新細明體"/>
+                <w:kern w:val="0"/>
+                <w:szCs w:val="24"/>
+              </w:rPr>
+            </w:pPr>
+            <w:proofErr w:type="spellStart"/>
+            <w:proofErr w:type="gramStart"/>
+            <w:r>
+              <w:rPr>
+                <w:rFonts w:ascii="細明體" w:eastAsia="細明體" w:hAnsi="細明體" w:cs="細明體"/>
+                <w:kern w:val="0"/>
+                <w:szCs w:val="24"/>
+              </w:rPr>
+              <w:t>super.animalSound</w:t>
+            </w:r>
+            <w:proofErr w:type="spellEnd"/>
+            <w:proofErr w:type="gramEnd"/>
+            <w:r>
+              <w:rPr>
+                <w:rFonts w:ascii="細明體" w:eastAsia="細明體" w:hAnsi="細明體" w:cs="細明體"/>
+                <w:kern w:val="0"/>
+                <w:szCs w:val="24"/>
+              </w:rPr>
+              <w:t>()</w:t>
+            </w:r>
+          </w:p>
+        </w:tc>
+        <w:tc>
+          <w:tcPr>
+            <w:tcW w:w="0" w:type="auto"/>
+            <w:vAlign w:val="center"/>
+            <w:hideMark/>
+          </w:tcPr>
+          <w:p>
+            <w:pPr>
+              <w:widowControl/>
+              <w:rPr>
+                <w:rFonts w:ascii="新細明體" w:eastAsia="新細明體" w:hAnsi="新細明體" w:cs="新細明體"/>
+                <w:kern w:val="0"/>
+                <w:szCs w:val="24"/>
+              </w:rPr>
+            </w:pPr>
+            <w:r>
+              <w:rPr>
+                <w:rFonts w:ascii="新細明體" w:eastAsia="新細明體" w:hAnsi="新細明體" w:cs="新細明體"/>
+                <w:kern w:val="0"/>
+                <w:szCs w:val="24"/>
+              </w:rPr>
+              <w:t xml:space="preserve">呼叫父類別的 </w:t>
+            </w:r>
+            <w:proofErr w:type="spellStart"/>
+            <w:r>
+              <w:rPr>
+                <w:rFonts w:ascii="細明體" w:eastAsia="細明體" w:hAnsi="細明體" w:cs="細明體"/>
+                <w:kern w:val="0"/>
+                <w:szCs w:val="24"/>
+              </w:rPr>
+              <w:t>animalSound</w:t>
+            </w:r>
+            <w:proofErr w:type="spellEnd"/>
+            <w:r>
+              <w:rPr>
+                <w:rFonts w:ascii="細明體" w:eastAsia="細明體" w:hAnsi="細明體" w:cs="細明體"/>
+                <w:kern w:val="0"/>
+                <w:szCs w:val="24"/>
+              </w:rPr>
+              <w:t>()</w:t>
+            </w:r>
+          </w:p>
+        </w:tc>
+      </w:tr>
+      <w:tr>
+        <w:trPr>
+          <w:tblCellSpacing w:w="15" w:type="dxa"/>
+        </w:trPr>
+        <w:tc>
+          <w:tcPr>
+            <w:tcW w:w="0" w:type="auto"/>
+            <w:vAlign w:val="center"/>
+            <w:hideMark/>
+          </w:tcPr>
+          <w:p>
+            <w:pPr>
+              <w:widowControl/>
+              <w:rPr>
+                <w:rFonts w:ascii="新細明體" w:eastAsia="新細明體" w:hAnsi="新細明體" w:cs="新細明體"/>
+                <w:kern w:val="0"/>
+                <w:szCs w:val="24"/>
+              </w:rPr>
+            </w:pPr>
+            <w:r>
+              <w:rPr>
+                <w:rFonts w:ascii="新細明體" w:eastAsia="新細明體" w:hAnsi="新細明體" w:cs="新細明體"/>
+                <w:kern w:val="0"/>
+                <w:szCs w:val="24"/>
+              </w:rPr>
+              <w:t>存取父類別欄位</w:t>
+            </w:r>
+          </w:p>
+        </w:tc>
+        <w:tc>
+          <w:tcPr>
+            <w:tcW w:w="0" w:type="auto"/>
+            <w:vAlign w:val="center"/>
+            <w:hideMark/>
+          </w:tcPr>
+          <w:p>
+            <w:pPr>
+              <w:widowControl/>
+              <w:rPr>
+                <w:rFonts w:ascii="新細明體" w:eastAsia="新細明體" w:hAnsi="新細明體" w:cs="新細明體"/>
+                <w:kern w:val="0"/>
+                <w:szCs w:val="24"/>
+              </w:rPr>
+            </w:pPr>
+            <w:proofErr w:type="spellStart"/>
+            <w:proofErr w:type="gramStart"/>
+            <w:r>
+              <w:rPr>
+                <w:rFonts w:ascii="細明體" w:eastAsia="細明體" w:hAnsi="細明體" w:cs="細明體"/>
+                <w:kern w:val="0"/>
+                <w:szCs w:val="24"/>
+              </w:rPr>
+              <w:t>super.type</w:t>
+            </w:r>
+            <w:proofErr w:type="spellEnd"/>
+            <w:proofErr w:type="gramEnd"/>
+          </w:p>
+        </w:tc>
+        <w:tc>
+          <w:tcPr>
+            <w:tcW w:w="0" w:type="auto"/>
+            <w:vAlign w:val="center"/>
+            <w:hideMark/>
+          </w:tcPr>
+          <w:p>
+            <w:pPr>
+              <w:widowControl/>
+              <w:rPr>
+                <w:rFonts w:ascii="新細明體" w:eastAsia="新細明體" w:hAnsi="新細明體" w:cs="新細明體"/>
+                <w:kern w:val="0"/>
+                <w:szCs w:val="24"/>
+              </w:rPr>
+            </w:pPr>
+            <w:r>
+              <w:rPr>
+                <w:rFonts w:ascii="新細明體" w:eastAsia="新細明體" w:hAnsi="新細明體" w:cs="新細明體"/>
+                <w:kern w:val="0"/>
+                <w:szCs w:val="24"/>
+              </w:rPr>
+              <w:t xml:space="preserve">取得父類別的 </w:t>
+            </w:r>
+            <w:r>
+              <w:rPr>
+                <w:rFonts w:ascii="細明體" w:eastAsia="細明體" w:hAnsi="細明體" w:cs="細明體"/>
+                <w:kern w:val="0"/>
+                <w:szCs w:val="24"/>
+              </w:rPr>
+              <w:t>type</w:t>
+            </w:r>
+          </w:p>
+        </w:tc>
+      </w:tr>
+      <w:tr>
+        <w:trPr>
+          <w:tblCellSpacing w:w="15" w:type="dxa"/>
+        </w:trPr>
+        <w:tc>
+          <w:tcPr>
+            <w:tcW w:w="0" w:type="auto"/>
+            <w:vAlign w:val="center"/>
+            <w:hideMark/>
+          </w:tcPr>
+          <w:p>
+            <w:pPr>
+              <w:widowControl/>
+              <w:rPr>
+                <w:rFonts w:ascii="新細明體" w:eastAsia="新細明體" w:hAnsi="新細明體" w:cs="新細明體"/>
+                <w:kern w:val="0"/>
+                <w:szCs w:val="24"/>
+              </w:rPr>
+            </w:pPr>
+            <w:r>
+              <w:rPr>
+                <w:rFonts w:ascii="新細明體" w:eastAsia="新細明體" w:hAnsi="新細明體" w:cs="新細明體"/>
+                <w:kern w:val="0"/>
+                <w:szCs w:val="24"/>
+              </w:rPr>
+              <w:t>呼叫父類別建構子</w:t>
+            </w:r>
+          </w:p>
+        </w:tc>
+        <w:tc>
+          <w:tcPr>
+            <w:tcW w:w="0" w:type="auto"/>
+            <w:vAlign w:val="center"/>
+            <w:hideMark/>
+          </w:tcPr>
+          <w:p>
+            <w:pPr>
+              <w:widowControl/>
+              <w:rPr>
+                <w:rFonts w:ascii="新細明體" w:eastAsia="新細明體" w:hAnsi="新細明體" w:cs="新細明體"/>
+                <w:kern w:val="0"/>
+                <w:szCs w:val="24"/>
+              </w:rPr>
+            </w:pPr>
+            <w:proofErr w:type="gramStart"/>
+            <w:r>
+              <w:rPr>
+                <w:rFonts w:ascii="細明體" w:eastAsia="細明體" w:hAnsi="細明體" w:cs="細明體"/>
+                <w:kern w:val="0"/>
+                <w:szCs w:val="24"/>
+              </w:rPr>
+              <w:t>super(</w:t>
+            </w:r>
+            <w:proofErr w:type="gramEnd"/>
+            <w:r>
+              <w:rPr>
+                <w:rFonts w:ascii="細明體" w:eastAsia="細明體" w:hAnsi="細明體" w:cs="細明體"/>
+                <w:kern w:val="0"/>
+                <w:szCs w:val="24"/>
+              </w:rPr>
+              <w:t>)</w:t>
+            </w:r>
+          </w:p>
+        </w:tc>
+        <w:tc>
+          <w:tcPr>
+            <w:tcW w:w="0" w:type="auto"/>
+            <w:vAlign w:val="center"/>
+            <w:hideMark/>
+          </w:tcPr>
+          <w:p>
+            <w:pPr>
+              <w:widowControl/>
+              <w:rPr>
+                <w:rFonts w:ascii="新細明體" w:eastAsia="新細明體" w:hAnsi="新細明體" w:cs="新細明體"/>
+                <w:kern w:val="0"/>
+                <w:szCs w:val="24"/>
+              </w:rPr>
+            </w:pPr>
+            <w:r>
+              <w:rPr>
+                <w:rFonts w:ascii="新細明體" w:eastAsia="新細明體" w:hAnsi="新細明體" w:cs="新細明體"/>
+                <w:kern w:val="0"/>
+                <w:szCs w:val="24"/>
+              </w:rPr>
+              <w:t>呼叫父類別的建構子</w:t>
+            </w:r>
+          </w:p>
+        </w:tc>
+      </w:tr>
+    </w:tbl>
+    <w:p/>
+    <w:p/>
+    <w:p>
+      <w:r>
+        <w:t>Ex:</w:t>
+      </w:r>
+    </w:p>
+    <w:p>
+      <w:r>
+        <w:t>class Person {</w:t>
+      </w:r>
+    </w:p>
+    <w:p>
+      <w:r>
+        <w:t xml:space="preserve">    String role = "Person";</w:t>
+      </w:r>
+    </w:p>
+    <w:p/>
+    <w:p>
+      <w:r>
+        <w:t xml:space="preserve">    </w:t>
+      </w:r>
+      <w:proofErr w:type="gramStart"/>
+      <w:r>
+        <w:t>Person(</w:t>
+      </w:r>
+      <w:proofErr w:type="gramEnd"/>
+      <w:r>
+        <w:t>) {</w:t>
+      </w:r>
+    </w:p>
+    <w:p>
+      <w:r>
+        <w:t xml:space="preserve">        </w:t>
+      </w:r>
+      <w:proofErr w:type="spellStart"/>
+      <w:r>
+        <w:t>System.out.println</w:t>
+      </w:r>
+      <w:proofErr w:type="spellEnd"/>
+      <w:r>
+        <w:t>("Person is created");</w:t>
+      </w:r>
+    </w:p>
+    <w:p>
+      <w:r>
+        <w:t xml:space="preserve">    }</w:t>
+      </w:r>
+    </w:p>
+    <w:p/>
+    <w:p>
+      <w:r>
+        <w:t xml:space="preserve">    public void </w:t>
+      </w:r>
+      <w:proofErr w:type="gramStart"/>
+      <w:r>
+        <w:t>introduce(</w:t>
+      </w:r>
+      <w:proofErr w:type="gramEnd"/>
+      <w:r>
+        <w:t>) {</w:t>
+      </w:r>
+    </w:p>
+    <w:p>
+      <w:r>
+        <w:t xml:space="preserve">        </w:t>
+      </w:r>
+      <w:proofErr w:type="spellStart"/>
+      <w:r>
+        <w:t>System.out.println</w:t>
+      </w:r>
+      <w:proofErr w:type="spellEnd"/>
+      <w:r>
+        <w:t>("I am a person");</w:t>
+      </w:r>
+    </w:p>
+    <w:p>
+      <w:r>
+        <w:t xml:space="preserve">    }</w:t>
+      </w:r>
+    </w:p>
+    <w:p>
+      <w:r>
+        <w:t>}</w:t>
+      </w:r>
+    </w:p>
+    <w:p/>
+    <w:p>
+      <w:r>
+        <w:t>class Student extends Person {</w:t>
+      </w:r>
+    </w:p>
+    <w:p>
+      <w:r>
+        <w:t xml:space="preserve">    String role = "Student";</w:t>
+      </w:r>
+    </w:p>
+    <w:p/>
+    <w:p>
+      <w:r>
+        <w:t xml:space="preserve">    </w:t>
+      </w:r>
+      <w:proofErr w:type="gramStart"/>
+      <w:r>
+        <w:t>Student(</w:t>
+      </w:r>
+      <w:proofErr w:type="gramEnd"/>
+      <w:r>
+        <w:t>) {</w:t>
+      </w:r>
+    </w:p>
+    <w:p>
+      <w:r>
+        <w:t xml:space="preserve">        </w:t>
+      </w:r>
+      <w:proofErr w:type="gramStart"/>
+      <w:r>
+        <w:t>super(</w:t>
+      </w:r>
+      <w:proofErr w:type="gramEnd"/>
+      <w:r>
+        <w:t>);</w:t>
+      </w:r>
+    </w:p>
+    <w:p>
+      <w:r>
+        <w:t xml:space="preserve">        </w:t>
+      </w:r>
+      <w:proofErr w:type="spellStart"/>
+      <w:r>
+        <w:t>System.out.println</w:t>
+      </w:r>
+      <w:proofErr w:type="spellEnd"/>
+      <w:r>
+        <w:t>("Student is created");</w:t>
+      </w:r>
+    </w:p>
+    <w:p>
+      <w:r>
+        <w:t xml:space="preserve">    }</w:t>
+      </w:r>
+    </w:p>
+    <w:p/>
+    <w:p>
+      <w:r>
+        <w:lastRenderedPageBreak/>
+        <w:t xml:space="preserve">    public void </w:t>
+      </w:r>
+      <w:proofErr w:type="gramStart"/>
+      <w:r>
+        <w:t>introduce(</w:t>
+      </w:r>
+      <w:proofErr w:type="gramEnd"/>
+      <w:r>
+        <w:t>) {</w:t>
+      </w:r>
+    </w:p>
+    <w:p>
+      <w:r>
+        <w:t xml:space="preserve">        </w:t>
+      </w:r>
+      <w:proofErr w:type="spellStart"/>
+      <w:proofErr w:type="gramStart"/>
+      <w:r>
+        <w:t>super.introduce</w:t>
+      </w:r>
+      <w:proofErr w:type="spellEnd"/>
+      <w:proofErr w:type="gramEnd"/>
+      <w:r>
+        <w:t>();</w:t>
+      </w:r>
+    </w:p>
+    <w:p>
+      <w:r>
+        <w:t xml:space="preserve">        </w:t>
+      </w:r>
+      <w:proofErr w:type="spellStart"/>
+      <w:r>
+        <w:t>System.out.println</w:t>
+      </w:r>
+      <w:proofErr w:type="spellEnd"/>
+      <w:r>
+        <w:t>("I am a student");</w:t>
+      </w:r>
+    </w:p>
+    <w:p>
+      <w:r>
+        <w:t xml:space="preserve">    }</w:t>
+      </w:r>
+    </w:p>
+    <w:p/>
+    <w:p>
+      <w:r>
+        <w:t xml:space="preserve">    public void </w:t>
+      </w:r>
+      <w:proofErr w:type="spellStart"/>
+      <w:proofErr w:type="gramStart"/>
+      <w:r>
+        <w:t>showRole</w:t>
+      </w:r>
+      <w:proofErr w:type="spellEnd"/>
+      <w:r>
+        <w:t>(</w:t>
+      </w:r>
+      <w:proofErr w:type="gramEnd"/>
+      <w:r>
+        <w:t>) {</w:t>
+      </w:r>
+    </w:p>
+    <w:p>
+      <w:r>
+        <w:t xml:space="preserve">        </w:t>
+      </w:r>
+      <w:proofErr w:type="spellStart"/>
+      <w:r>
+        <w:t>System.out.println</w:t>
+      </w:r>
+      <w:proofErr w:type="spellEnd"/>
+      <w:r>
+        <w:t>(</w:t>
+      </w:r>
+      <w:proofErr w:type="spellStart"/>
+      <w:proofErr w:type="gramStart"/>
+      <w:r>
+        <w:t>super.role</w:t>
+      </w:r>
+      <w:proofErr w:type="spellEnd"/>
+      <w:proofErr w:type="gramEnd"/>
+      <w:r>
+        <w:t>);</w:t>
+      </w:r>
+    </w:p>
+    <w:p>
+      <w:r>
+        <w:t xml:space="preserve">        </w:t>
+      </w:r>
+      <w:proofErr w:type="spellStart"/>
+      <w:r>
+        <w:t>System.out.println</w:t>
+      </w:r>
+      <w:proofErr w:type="spellEnd"/>
+      <w:r>
+        <w:t>(</w:t>
+      </w:r>
+      <w:proofErr w:type="spellStart"/>
+      <w:proofErr w:type="gramStart"/>
+      <w:r>
+        <w:t>this.role</w:t>
+      </w:r>
+      <w:proofErr w:type="spellEnd"/>
+      <w:proofErr w:type="gramEnd"/>
+      <w:r>
+        <w:t>);</w:t>
+      </w:r>
+    </w:p>
+    <w:p>
+      <w:r>
+        <w:t xml:space="preserve">    }</w:t>
+      </w:r>
+    </w:p>
+    <w:p>
+      <w:r>
+        <w:t>}</w:t>
+      </w:r>
+    </w:p>
+    <w:p/>
+    <w:p>
+      <w:r>
+        <w:t>public class Main {</w:t>
+      </w:r>
+    </w:p>
+    <w:p>
+      <w:r>
+        <w:t xml:space="preserve">    public static void </w:t>
+      </w:r>
+      <w:proofErr w:type="gramStart"/>
+      <w:r>
+        <w:t>main(</w:t>
+      </w:r>
+      <w:proofErr w:type="gramEnd"/>
+      <w:r>
+        <w:t xml:space="preserve">String[] </w:t>
+      </w:r>
+      <w:proofErr w:type="spellStart"/>
+      <w:r>
+        <w:t>args</w:t>
+      </w:r>
+      <w:proofErr w:type="spellEnd"/>
+      <w:r>
+        <w:t>) {</w:t>
+      </w:r>
+    </w:p>
+    <w:p>
+      <w:r>
+        <w:t xml:space="preserve">        Student s = new </w:t>
+      </w:r>
+      <w:proofErr w:type="gramStart"/>
+      <w:r>
+        <w:t>Student(</w:t>
+      </w:r>
+      <w:proofErr w:type="gramEnd"/>
+      <w:r>
+        <w:t>);</w:t>
+      </w:r>
+    </w:p>
+    <w:p/>
+    <w:p>
+      <w:r>
+        <w:t xml:space="preserve">        </w:t>
+      </w:r>
+      <w:proofErr w:type="spellStart"/>
+      <w:proofErr w:type="gramStart"/>
+      <w:r>
+        <w:t>s.introduce</w:t>
+      </w:r>
+      <w:proofErr w:type="spellEnd"/>
+      <w:proofErr w:type="gramEnd"/>
+      <w:r>
+        <w:t>();</w:t>
+      </w:r>
+    </w:p>
+    <w:p>
+      <w:r>
+        <w:t xml:space="preserve">        </w:t>
+      </w:r>
+      <w:proofErr w:type="spellStart"/>
+      <w:proofErr w:type="gramStart"/>
+      <w:r>
+        <w:t>s.showRole</w:t>
+      </w:r>
+      <w:proofErr w:type="spellEnd"/>
+      <w:proofErr w:type="gramEnd"/>
+      <w:r>
+        <w:t>();</w:t>
+      </w:r>
+    </w:p>
+    <w:p>
+      <w:r>
+        <w:t xml:space="preserve">    }</w:t>
+      </w:r>
+    </w:p>
+    <w:p>
+      <w:r>
+        <w:t>}</w:t>
+      </w:r>
+    </w:p>
+    <w:p>
+      <w:pPr>
+        <w:rPr>
+          <w:rFonts w:hint="eastAsia"/>
+        </w:rPr>
+      </w:pPr>
+      <w:r>
+        <w:rPr>
+          <w:rFonts w:hint="eastAsia"/>
+        </w:rPr>
+        <w:t xml:space="preserve">Person </w:t>
+      </w:r>
+      <w:r>
+        <w:rPr>
+          <w:rFonts w:hint="eastAsia"/>
+        </w:rPr>
+        <w:t>是父類別還是子類別？</w:t>
+      </w:r>
+    </w:p>
+    <w:p>
+      <w:pPr>
+        <w:rPr>
+          <w:rFonts w:hint="eastAsia"/>
+        </w:rPr>
+      </w:pPr>
+      <w:r>
+        <w:rPr>
+          <w:rFonts w:hint="eastAsia"/>
+        </w:rPr>
+        <w:t xml:space="preserve">Student extends Person </w:t>
+      </w:r>
+      <w:r>
+        <w:rPr>
+          <w:rFonts w:hint="eastAsia"/>
+        </w:rPr>
+        <w:t>是什麼意思？</w:t>
+      </w:r>
+    </w:p>
+    <w:p>
+      <w:pPr>
+        <w:rPr>
+          <w:rFonts w:hint="eastAsia"/>
+        </w:rPr>
+      </w:pPr>
+      <w:r>
+        <w:rPr>
+          <w:rFonts w:hint="eastAsia"/>
+        </w:rPr>
+        <w:t xml:space="preserve">Student() </w:t>
+      </w:r>
+      <w:r>
+        <w:rPr>
+          <w:rFonts w:hint="eastAsia"/>
+        </w:rPr>
+        <w:t>裡面的</w:t>
+      </w:r>
+      <w:r>
+        <w:rPr>
+          <w:rFonts w:hint="eastAsia"/>
+        </w:rPr>
+        <w:t xml:space="preserve"> super(); </w:t>
+      </w:r>
+      <w:r>
+        <w:rPr>
+          <w:rFonts w:hint="eastAsia"/>
+        </w:rPr>
+        <w:t>是在做什麼？</w:t>
+      </w:r>
+    </w:p>
+    <w:p>
+      <w:pPr>
+        <w:rPr>
+          <w:rFonts w:hint="eastAsia"/>
+        </w:rPr>
+      </w:pPr>
+      <w:r>
+        <w:rPr>
+          <w:rFonts w:hint="eastAsia"/>
+        </w:rPr>
+        <w:t>建立</w:t>
+      </w:r>
+      <w:r>
+        <w:rPr>
+          <w:rFonts w:hint="eastAsia"/>
+        </w:rPr>
+        <w:t xml:space="preserve"> new Student() </w:t>
+      </w:r>
+      <w:r>
+        <w:rPr>
+          <w:rFonts w:hint="eastAsia"/>
+        </w:rPr>
+        <w:t>時，會先執行</w:t>
+      </w:r>
+      <w:r>
+        <w:rPr>
+          <w:rFonts w:hint="eastAsia"/>
+        </w:rPr>
+        <w:t xml:space="preserve"> Person() </w:t>
+      </w:r>
+      <w:r>
+        <w:rPr>
+          <w:rFonts w:hint="eastAsia"/>
+        </w:rPr>
+        <w:t>還是</w:t>
+      </w:r>
+      <w:r>
+        <w:rPr>
+          <w:rFonts w:hint="eastAsia"/>
+        </w:rPr>
+        <w:t xml:space="preserve"> Student()</w:t>
+      </w:r>
+      <w:r>
+        <w:rPr>
+          <w:rFonts w:hint="eastAsia"/>
+        </w:rPr>
+        <w:t>？</w:t>
+      </w:r>
+    </w:p>
+    <w:p>
+      <w:pPr>
+        <w:rPr>
+          <w:rFonts w:hint="eastAsia"/>
+        </w:rPr>
+      </w:pPr>
+      <w:proofErr w:type="spellStart"/>
+      <w:r>
+        <w:rPr>
+          <w:rFonts w:hint="eastAsia"/>
+        </w:rPr>
+        <w:t>super.introduce</w:t>
+      </w:r>
+      <w:proofErr w:type="spellEnd"/>
+      <w:r>
+        <w:rPr>
+          <w:rFonts w:hint="eastAsia"/>
+        </w:rPr>
+        <w:t xml:space="preserve">(); </w:t>
+      </w:r>
+      <w:r>
+        <w:rPr>
+          <w:rFonts w:hint="eastAsia"/>
+        </w:rPr>
+        <w:t>是在呼叫哪一個類別的</w:t>
+      </w:r>
+      <w:r>
+        <w:rPr>
+          <w:rFonts w:hint="eastAsia"/>
+        </w:rPr>
+        <w:t xml:space="preserve"> introduce()</w:t>
+      </w:r>
+      <w:r>
+        <w:rPr>
+          <w:rFonts w:hint="eastAsia"/>
+        </w:rPr>
+        <w:t>？</w:t>
+      </w:r>
+    </w:p>
+    <w:p>
+      <w:pPr>
+        <w:rPr>
+          <w:rFonts w:hint="eastAsia"/>
+        </w:rPr>
+      </w:pPr>
+      <w:r>
+        <w:rPr>
+          <w:rFonts w:hint="eastAsia"/>
+        </w:rPr>
+        <w:t>執行</w:t>
+      </w:r>
+      <w:r>
+        <w:rPr>
+          <w:rFonts w:hint="eastAsia"/>
+        </w:rPr>
+        <w:t xml:space="preserve"> </w:t>
+      </w:r>
+      <w:proofErr w:type="spellStart"/>
+      <w:r>
+        <w:rPr>
+          <w:rFonts w:hint="eastAsia"/>
+        </w:rPr>
+        <w:t>s.introduce</w:t>
+      </w:r>
+      <w:proofErr w:type="spellEnd"/>
+      <w:r>
+        <w:rPr>
+          <w:rFonts w:hint="eastAsia"/>
+        </w:rPr>
+        <w:t xml:space="preserve">(); </w:t>
+      </w:r>
+      <w:r>
+        <w:rPr>
+          <w:rFonts w:hint="eastAsia"/>
+        </w:rPr>
+        <w:t>會印出哪兩行？</w:t>
+      </w:r>
+    </w:p>
+    <w:p>
+      <w:pPr>
+        <w:rPr>
+          <w:rFonts w:hint="eastAsia"/>
+        </w:rPr>
+      </w:pPr>
+      <w:proofErr w:type="spellStart"/>
+      <w:r>
+        <w:rPr>
+          <w:rFonts w:hint="eastAsia"/>
+        </w:rPr>
+        <w:t>super.role</w:t>
+      </w:r>
+      <w:proofErr w:type="spellEnd"/>
+      <w:r>
+        <w:rPr>
+          <w:rFonts w:hint="eastAsia"/>
+        </w:rPr>
+        <w:t xml:space="preserve"> </w:t>
+      </w:r>
+      <w:r>
+        <w:rPr>
+          <w:rFonts w:hint="eastAsia"/>
+        </w:rPr>
+        <w:t>取得的是哪一個類別的</w:t>
+      </w:r>
+      <w:r>
+        <w:rPr>
+          <w:rFonts w:hint="eastAsia"/>
+        </w:rPr>
+        <w:t xml:space="preserve"> role</w:t>
+      </w:r>
+      <w:r>
+        <w:rPr>
+          <w:rFonts w:hint="eastAsia"/>
+        </w:rPr>
+        <w:t>？內容是什麼？</w:t>
+      </w:r>
+    </w:p>
+    <w:p>
+      <w:pPr>
+        <w:rPr>
+          <w:rFonts w:hint="eastAsia"/>
+        </w:rPr>
+      </w:pPr>
+      <w:proofErr w:type="spellStart"/>
+      <w:r>
+        <w:rPr>
+          <w:rFonts w:hint="eastAsia"/>
+        </w:rPr>
+        <w:t>this.role</w:t>
+      </w:r>
+      <w:proofErr w:type="spellEnd"/>
+      <w:r>
+        <w:rPr>
+          <w:rFonts w:hint="eastAsia"/>
+        </w:rPr>
+        <w:t xml:space="preserve"> </w:t>
+      </w:r>
+      <w:r>
+        <w:rPr>
+          <w:rFonts w:hint="eastAsia"/>
+        </w:rPr>
+        <w:t>取得的是哪一個類別的</w:t>
+      </w:r>
+      <w:r>
+        <w:rPr>
+          <w:rFonts w:hint="eastAsia"/>
+        </w:rPr>
+        <w:t xml:space="preserve"> role</w:t>
+      </w:r>
+      <w:r>
+        <w:rPr>
+          <w:rFonts w:hint="eastAsia"/>
+        </w:rPr>
+        <w:t>？內容是什麼？</w:t>
+      </w:r>
+    </w:p>
+    <w:p>
+      <w:pPr>
+        <w:rPr>
+          <w:rFonts w:hint="eastAsia"/>
+        </w:rPr>
+      </w:pPr>
+      <w:r>
+        <w:rPr>
+          <w:rFonts w:hint="eastAsia"/>
+        </w:rPr>
+        <w:t xml:space="preserve">Student s = new Student(); </w:t>
+      </w:r>
+      <w:r>
+        <w:rPr>
+          <w:rFonts w:hint="eastAsia"/>
+        </w:rPr>
+        <w:t>這行在做什麼？</w:t>
+      </w:r>
+    </w:p>
+    <w:p>
+      <w:r>
+        <w:rPr>
+          <w:rFonts w:hint="eastAsia"/>
+        </w:rPr>
+        <w:t>請寫出整個程式最後的完整輸出結果。</w:t>
+      </w:r>
+    </w:p>
+    <w:p/>
+    <w:p>
+      <w:pPr>
+        <w:rPr>
+          <w:rFonts w:hint="eastAsia"/>
+        </w:rPr>
+      </w:pPr>
+      <w:r>
+        <w:rPr>
+          <w:rFonts w:hint="eastAsia"/>
+        </w:rPr>
+        <w:t>1.</w:t>
+      </w:r>
+      <w:r>
+        <w:rPr>
+          <w:rFonts w:hint="eastAsia"/>
+        </w:rPr>
+        <w:t>父類別</w:t>
+      </w:r>
+    </w:p>
+    <w:p>
+      <w:pPr>
+        <w:rPr>
+          <w:rFonts w:hint="eastAsia"/>
+        </w:rPr>
+      </w:pPr>
+      <w:r>
+        <w:rPr>
+          <w:rFonts w:hint="eastAsia"/>
+        </w:rPr>
+        <w:t>2.Student(</w:t>
+      </w:r>
+      <w:r>
+        <w:rPr>
+          <w:rFonts w:hint="eastAsia"/>
+        </w:rPr>
+        <w:t>子類別</w:t>
+      </w:r>
+      <w:r>
+        <w:rPr>
+          <w:rFonts w:hint="eastAsia"/>
+        </w:rPr>
+        <w:t xml:space="preserve">) </w:t>
+      </w:r>
+      <w:r>
+        <w:rPr>
+          <w:rFonts w:hint="eastAsia"/>
+        </w:rPr>
+        <w:t>繼承</w:t>
+      </w:r>
+      <w:r>
+        <w:rPr>
+          <w:rFonts w:hint="eastAsia"/>
+        </w:rPr>
+        <w:t xml:space="preserve"> Person(</w:t>
+      </w:r>
+      <w:r>
+        <w:rPr>
+          <w:rFonts w:hint="eastAsia"/>
+        </w:rPr>
+        <w:t>父類別</w:t>
+      </w:r>
+      <w:r>
+        <w:rPr>
+          <w:rFonts w:hint="eastAsia"/>
+        </w:rPr>
+        <w:t>)</w:t>
+      </w:r>
+      <w:r>
+        <w:rPr>
+          <w:rFonts w:hint="eastAsia"/>
+        </w:rPr>
+        <w:t>的內容</w:t>
+      </w:r>
+    </w:p>
+    <w:p>
+      <w:pPr>
+        <w:rPr>
+          <w:rFonts w:hint="eastAsia"/>
+        </w:rPr>
+      </w:pPr>
+      <w:r>
+        <w:rPr>
+          <w:rFonts w:hint="eastAsia"/>
+        </w:rPr>
+        <w:t>3.</w:t>
+      </w:r>
+      <w:r>
+        <w:rPr>
+          <w:rFonts w:hint="eastAsia"/>
+        </w:rPr>
+        <w:t>呼叫</w:t>
+      </w:r>
+      <w:r>
+        <w:rPr>
+          <w:rFonts w:hint="eastAsia"/>
+        </w:rPr>
+        <w:t xml:space="preserve"> Person </w:t>
+      </w:r>
+      <w:r>
+        <w:rPr>
+          <w:rFonts w:hint="eastAsia"/>
+        </w:rPr>
+        <w:t>的建構子</w:t>
+      </w:r>
+      <w:r>
+        <w:rPr>
+          <w:rFonts w:hint="eastAsia"/>
+        </w:rPr>
+        <w:t xml:space="preserve"> Person()</w:t>
+      </w:r>
+    </w:p>
+    <w:p>
+      <w:r>
+        <w:t>4.</w:t>
+      </w:r>
+      <w:proofErr w:type="gramStart"/>
+      <w:r>
+        <w:t>Person(</w:t>
+      </w:r>
+      <w:proofErr w:type="gramEnd"/>
+      <w:r>
+        <w:t>)</w:t>
+      </w:r>
+    </w:p>
+    <w:p>
+      <w:pPr>
+        <w:rPr>
+          <w:rFonts w:hint="eastAsia"/>
+        </w:rPr>
+      </w:pPr>
+      <w:r>
+        <w:rPr>
+          <w:rFonts w:hint="eastAsia"/>
+        </w:rPr>
+        <w:t>5.</w:t>
+      </w:r>
+      <w:r>
+        <w:rPr>
+          <w:rFonts w:hint="eastAsia"/>
+        </w:rPr>
+        <w:t>呼叫</w:t>
+      </w:r>
+      <w:r>
+        <w:rPr>
+          <w:rFonts w:hint="eastAsia"/>
+        </w:rPr>
+        <w:t xml:space="preserve"> Person </w:t>
+      </w:r>
+      <w:r>
+        <w:rPr>
+          <w:rFonts w:hint="eastAsia"/>
+        </w:rPr>
+        <w:t>的</w:t>
+      </w:r>
+      <w:r>
+        <w:rPr>
+          <w:rFonts w:hint="eastAsia"/>
+        </w:rPr>
+        <w:t xml:space="preserve"> introduce() </w:t>
+      </w:r>
+      <w:r>
+        <w:rPr>
+          <w:rFonts w:hint="eastAsia"/>
+        </w:rPr>
+        <w:t>方法</w:t>
+      </w:r>
+    </w:p>
+    <w:p>
+      <w:r>
+        <w:t>6.I am a person</w:t>
+      </w:r>
+    </w:p>
+    <w:p>
+      <w:r>
+        <w:t xml:space="preserve">  I am a student</w:t>
+      </w:r>
+    </w:p>
+    <w:p>
+      <w:pPr>
+        <w:rPr>
+          <w:rFonts w:hint="eastAsia"/>
+        </w:rPr>
+      </w:pPr>
+      <w:r>
+        <w:rPr>
+          <w:rFonts w:hint="eastAsia"/>
+        </w:rPr>
+        <w:t>7.Person</w:t>
+      </w:r>
+      <w:r>
+        <w:rPr>
+          <w:rFonts w:hint="eastAsia"/>
+        </w:rPr>
+        <w:t>類別，內容是</w:t>
+      </w:r>
+      <w:r>
+        <w:rPr>
+          <w:rFonts w:hint="eastAsia"/>
+        </w:rPr>
+        <w:t>Person</w:t>
+      </w:r>
+    </w:p>
+    <w:p>
+      <w:pPr>
+        <w:rPr>
+          <w:rFonts w:hint="eastAsia"/>
+        </w:rPr>
+      </w:pPr>
+      <w:r>
+        <w:rPr>
+          <w:rFonts w:hint="eastAsia"/>
+        </w:rPr>
+        <w:lastRenderedPageBreak/>
+        <w:t>8.Student</w:t>
+      </w:r>
+      <w:r>
+        <w:rPr>
+          <w:rFonts w:hint="eastAsia"/>
+        </w:rPr>
+        <w:t>類別內容是</w:t>
+      </w:r>
+      <w:r>
+        <w:rPr>
+          <w:rFonts w:hint="eastAsia"/>
+        </w:rPr>
+        <w:t>Student</w:t>
+      </w:r>
+    </w:p>
+    <w:p>
+      <w:pPr>
+        <w:rPr>
+          <w:rFonts w:hint="eastAsia"/>
+        </w:rPr>
+      </w:pPr>
+      <w:r>
+        <w:rPr>
+          <w:rFonts w:hint="eastAsia"/>
+        </w:rPr>
+        <w:t>9.</w:t>
+      </w:r>
+      <w:r>
+        <w:rPr>
+          <w:rFonts w:hint="eastAsia"/>
+        </w:rPr>
+        <w:t>建立</w:t>
+      </w:r>
+      <w:r>
+        <w:rPr>
+          <w:rFonts w:hint="eastAsia"/>
+        </w:rPr>
+        <w:t>Student</w:t>
+      </w:r>
+      <w:r>
+        <w:rPr>
+          <w:rFonts w:hint="eastAsia"/>
+        </w:rPr>
+        <w:t>類別的物件，透過</w:t>
+      </w:r>
+      <w:r>
+        <w:rPr>
+          <w:rFonts w:hint="eastAsia"/>
+        </w:rPr>
+        <w:t>s</w:t>
+      </w:r>
+      <w:r>
+        <w:rPr>
+          <w:rFonts w:hint="eastAsia"/>
+        </w:rPr>
+        <w:t>這個變數指向該類別</w:t>
+      </w:r>
+    </w:p>
+    <w:p>
+      <w:r>
+        <w:t>10.Person is created</w:t>
+      </w:r>
+    </w:p>
+    <w:p>
+      <w:r>
+        <w:t xml:space="preserve">   Student is created</w:t>
+      </w:r>
+    </w:p>
+    <w:p>
+      <w:r>
+        <w:t xml:space="preserve">   I am a person</w:t>
+      </w:r>
+    </w:p>
+    <w:p>
+      <w:r>
+        <w:t xml:space="preserve">   I am a student</w:t>
+      </w:r>
+    </w:p>
+    <w:p>
+      <w:r>
+        <w:t xml:space="preserve">   Person</w:t>
+      </w:r>
+    </w:p>
+    <w:p>
+      <w:r>
+        <w:t xml:space="preserve">   Student</w:t>
+      </w:r>
+    </w:p>
+    <w:p/>
+    <w:p>
+      <w:pPr>
+        <w:rPr>
+          <w:rFonts w:hint="eastAsia"/>
+        </w:rPr>
+      </w:pPr>
+    </w:p>
+    <w:p/>
+    <w:p>
+      <w:pPr>
+        <w:rPr>
+          <w:rFonts w:hint="eastAsia"/>
+        </w:rPr>
+      </w:pPr>
+    </w:p>
+    <w:p/>
+    <w:p/>
     <w:sectPr>
       <w:pgSz w:w="11906" w:h="16838"/>
       <w:pgMar w:top="1440" w:right="1800" w:bottom="1440" w:left="1800" w:header="851" w:footer="992" w:gutter="0"/>
